--- a/lars/.NET JavaScript/Lars_Jansen.docx
+++ b/lars/.NET JavaScript/Lars_Jansen.docx
@@ -160,14 +160,12 @@
         <w:jc w:val="both"/>
         <w:rPr>
           <w:rFonts w:ascii="Arial" w:hAnsi="Arial" w:cs="Arial"/>
-          <w:sz w:val="19"/>
-          <w:szCs w:val="19"/>
-        </w:rPr>
-      </w:pPr>
-      <w:r>
-        <w:rPr>
-          <w:rFonts w:ascii="Arial" w:hAnsi="Arial" w:cs="Arial"/>
-          <w:sz w:val="19"/>
+          <w:szCs w:val="19"/>
+        </w:rPr>
+      </w:pPr>
+      <w:r>
+        <w:rPr>
+          <w:rFonts w:ascii="Arial" w:hAnsi="Arial" w:cs="Arial"/>
           <w:szCs w:val="19"/>
         </w:rPr>
         <w:t xml:space="preserve">Senior Software Engineer with 9+ years delivering production-ready full-stack platforms across </w:t>
@@ -176,7 +174,6 @@
         <w:rPr>
           <w:rStyle w:val="Strong"/>
           <w:rFonts w:ascii="Arial" w:hAnsi="Arial" w:cs="Arial"/>
-          <w:sz w:val="19"/>
           <w:szCs w:val="19"/>
         </w:rPr>
         <w:t>C#/.NET</w:t>
@@ -184,7 +181,6 @@
       <w:r>
         <w:rPr>
           <w:rFonts w:ascii="Arial" w:hAnsi="Arial" w:cs="Arial"/>
-          <w:sz w:val="19"/>
           <w:szCs w:val="19"/>
         </w:rPr>
         <w:t xml:space="preserve"> and </w:t>
@@ -193,7 +189,6 @@
         <w:rPr>
           <w:rStyle w:val="Strong"/>
           <w:rFonts w:ascii="Arial" w:hAnsi="Arial" w:cs="Arial"/>
-          <w:sz w:val="19"/>
           <w:szCs w:val="19"/>
         </w:rPr>
         <w:t>modern JavaScript</w:t>
@@ -201,7 +196,6 @@
       <w:r>
         <w:rPr>
           <w:rFonts w:ascii="Arial" w:hAnsi="Arial" w:cs="Arial"/>
-          <w:sz w:val="19"/>
           <w:szCs w:val="19"/>
         </w:rPr>
         <w:t xml:space="preserve">, pairing dependable backend services with clean, accessible web UIs. </w:t>
@@ -210,7 +204,6 @@
       <w:r>
         <w:rPr>
           <w:rFonts w:ascii="Arial" w:hAnsi="Arial" w:cs="Arial"/>
-          <w:sz w:val="19"/>
           <w:szCs w:val="19"/>
         </w:rPr>
         <w:t xml:space="preserve">Strong focus on </w:t>
@@ -219,7 +212,6 @@
         <w:rPr>
           <w:rStyle w:val="Strong"/>
           <w:rFonts w:ascii="Arial" w:hAnsi="Arial" w:cs="Arial"/>
-          <w:sz w:val="19"/>
           <w:szCs w:val="19"/>
         </w:rPr>
         <w:t>REST API design</w:t>
@@ -227,7 +219,6 @@
       <w:r>
         <w:rPr>
           <w:rFonts w:ascii="Arial" w:hAnsi="Arial" w:cs="Arial"/>
-          <w:sz w:val="19"/>
           <w:szCs w:val="19"/>
         </w:rPr>
         <w:t xml:space="preserve">, </w:t>
@@ -236,7 +227,6 @@
         <w:rPr>
           <w:rStyle w:val="Strong"/>
           <w:rFonts w:ascii="Arial" w:hAnsi="Arial" w:cs="Arial"/>
-          <w:sz w:val="19"/>
           <w:szCs w:val="19"/>
         </w:rPr>
         <w:t>authentication/authorization</w:t>
@@ -244,7 +234,6 @@
       <w:r>
         <w:rPr>
           <w:rFonts w:ascii="Arial" w:hAnsi="Arial" w:cs="Arial"/>
-          <w:sz w:val="19"/>
           <w:szCs w:val="19"/>
         </w:rPr>
         <w:t xml:space="preserve">, and </w:t>
@@ -253,7 +242,6 @@
         <w:rPr>
           <w:rStyle w:val="Strong"/>
           <w:rFonts w:ascii="Arial" w:hAnsi="Arial" w:cs="Arial"/>
-          <w:sz w:val="19"/>
           <w:szCs w:val="19"/>
         </w:rPr>
         <w:t>performance</w:t>
@@ -261,7 +249,6 @@
       <w:r>
         <w:rPr>
           <w:rFonts w:ascii="Arial" w:hAnsi="Arial" w:cs="Arial"/>
-          <w:sz w:val="19"/>
           <w:szCs w:val="19"/>
         </w:rPr>
         <w:t xml:space="preserve"> (caching, query tuning, profiling) with practical cloud delivery on </w:t>
@@ -270,7 +257,6 @@
         <w:rPr>
           <w:rStyle w:val="Strong"/>
           <w:rFonts w:ascii="Arial" w:hAnsi="Arial" w:cs="Arial"/>
-          <w:sz w:val="19"/>
           <w:szCs w:val="19"/>
         </w:rPr>
         <w:t>Microsoft Azure</w:t>
@@ -278,7 +264,6 @@
       <w:r>
         <w:rPr>
           <w:rFonts w:ascii="Arial" w:hAnsi="Arial" w:cs="Arial"/>
-          <w:sz w:val="19"/>
           <w:szCs w:val="19"/>
         </w:rPr>
         <w:t>.</w:t>
@@ -287,7 +272,6 @@
       <w:r>
         <w:rPr>
           <w:rFonts w:ascii="Arial" w:hAnsi="Arial" w:cs="Arial"/>
-          <w:sz w:val="19"/>
           <w:szCs w:val="19"/>
         </w:rPr>
         <w:t xml:space="preserve"> Known for clear architecture boundaries, explicit trade-offs, and collaborating closely with product, design, and operations to ship maintainable systems with high release confidence.</w:t>
@@ -321,7 +305,7 @@
         <w:jc w:val="both"/>
         <w:rPr>
           <w:rFonts w:ascii="Arial" w:hAnsi="Arial" w:cs="Arial"/>
-          <w:sz w:val="19"/>
+          <w:sz w:val="18"/>
           <w:szCs w:val="19"/>
         </w:rPr>
       </w:pPr>
@@ -329,7 +313,7 @@
         <w:rPr>
           <w:rStyle w:val="Strong"/>
           <w:rFonts w:ascii="Arial" w:hAnsi="Arial" w:cs="Arial"/>
-          <w:sz w:val="19"/>
+          <w:sz w:val="18"/>
           <w:szCs w:val="19"/>
         </w:rPr>
         <w:t>Frontend</w:t>
@@ -337,7 +321,7 @@
       <w:r>
         <w:rPr>
           <w:rFonts w:ascii="Arial" w:hAnsi="Arial" w:cs="Arial"/>
-          <w:sz w:val="19"/>
+          <w:sz w:val="18"/>
           <w:szCs w:val="19"/>
         </w:rPr>
         <w:t xml:space="preserve"> — React, </w:t>
@@ -346,7 +330,7 @@
       <w:r>
         <w:rPr>
           <w:rFonts w:ascii="Arial" w:hAnsi="Arial" w:cs="Arial"/>
-          <w:sz w:val="19"/>
+          <w:sz w:val="18"/>
           <w:szCs w:val="19"/>
         </w:rPr>
         <w:t>TypeScript</w:t>
@@ -355,7 +339,7 @@
       <w:r>
         <w:rPr>
           <w:rFonts w:ascii="Arial" w:hAnsi="Arial" w:cs="Arial"/>
-          <w:sz w:val="19"/>
+          <w:sz w:val="18"/>
           <w:szCs w:val="19"/>
         </w:rPr>
         <w:t>, JavaScript, Angular, HTML, CSS, Tailwind CSS, Sass/SCSS, Storybook, component-driven UI, reusable UI libraries, design system patterns, state management, accessibility (WCAG/ARIA), web performance optimization, frontend monitoring</w:t>
@@ -371,7 +355,7 @@
         <w:jc w:val="both"/>
         <w:rPr>
           <w:rFonts w:ascii="Arial" w:hAnsi="Arial" w:cs="Arial"/>
-          <w:sz w:val="19"/>
+          <w:sz w:val="18"/>
           <w:szCs w:val="19"/>
         </w:rPr>
       </w:pPr>
@@ -379,7 +363,7 @@
         <w:rPr>
           <w:rStyle w:val="Strong"/>
           <w:rFonts w:ascii="Arial" w:hAnsi="Arial" w:cs="Arial"/>
-          <w:sz w:val="19"/>
+          <w:sz w:val="18"/>
           <w:szCs w:val="19"/>
         </w:rPr>
         <w:t>Backend &amp; APIs</w:t>
@@ -387,7 +371,7 @@
       <w:r>
         <w:rPr>
           <w:rFonts w:ascii="Arial" w:hAnsi="Arial" w:cs="Arial"/>
-          <w:sz w:val="19"/>
+          <w:sz w:val="18"/>
           <w:szCs w:val="19"/>
         </w:rPr>
         <w:t xml:space="preserve"> — C#, .NET, ASP.NET Core, </w:t>
@@ -396,7 +380,7 @@
       <w:r>
         <w:rPr>
           <w:rFonts w:ascii="Arial" w:hAnsi="Arial" w:cs="Arial"/>
-          <w:sz w:val="19"/>
+          <w:sz w:val="18"/>
           <w:szCs w:val="19"/>
         </w:rPr>
         <w:t>RESTful</w:t>
@@ -405,7 +389,7 @@
       <w:r>
         <w:rPr>
           <w:rFonts w:ascii="Arial" w:hAnsi="Arial" w:cs="Arial"/>
-          <w:sz w:val="19"/>
+          <w:sz w:val="18"/>
           <w:szCs w:val="19"/>
         </w:rPr>
         <w:t xml:space="preserve"> APIs, API contract design, </w:t>
@@ -414,7 +398,7 @@
       <w:r>
         <w:rPr>
           <w:rFonts w:ascii="Arial" w:hAnsi="Arial" w:cs="Arial"/>
-          <w:sz w:val="19"/>
+          <w:sz w:val="18"/>
           <w:szCs w:val="19"/>
         </w:rPr>
         <w:t>OpenAPI</w:t>
@@ -423,7 +407,7 @@
       <w:r>
         <w:rPr>
           <w:rFonts w:ascii="Arial" w:hAnsi="Arial" w:cs="Arial"/>
-          <w:sz w:val="19"/>
+          <w:sz w:val="18"/>
           <w:szCs w:val="19"/>
         </w:rPr>
         <w:t xml:space="preserve">/Swagger, background jobs, </w:t>
@@ -432,7 +416,7 @@
       <w:r>
         <w:rPr>
           <w:rFonts w:ascii="Arial" w:hAnsi="Arial" w:cs="Arial"/>
-          <w:sz w:val="19"/>
+          <w:sz w:val="18"/>
           <w:szCs w:val="19"/>
         </w:rPr>
         <w:t>webhooks</w:t>
@@ -441,7 +425,7 @@
       <w:r>
         <w:rPr>
           <w:rFonts w:ascii="Arial" w:hAnsi="Arial" w:cs="Arial"/>
-          <w:sz w:val="19"/>
+          <w:sz w:val="18"/>
           <w:szCs w:val="19"/>
         </w:rPr>
         <w:t>, rate limiting, resiliency patterns, structured logging, error handling standards</w:t>
@@ -457,7 +441,7 @@
         <w:jc w:val="both"/>
         <w:rPr>
           <w:rFonts w:ascii="Arial" w:hAnsi="Arial" w:cs="Arial"/>
-          <w:sz w:val="19"/>
+          <w:sz w:val="18"/>
           <w:szCs w:val="19"/>
         </w:rPr>
       </w:pPr>
@@ -465,7 +449,7 @@
         <w:rPr>
           <w:rStyle w:val="Strong"/>
           <w:rFonts w:ascii="Arial" w:hAnsi="Arial" w:cs="Arial"/>
-          <w:sz w:val="19"/>
+          <w:sz w:val="18"/>
           <w:szCs w:val="19"/>
         </w:rPr>
         <w:t>Security</w:t>
@@ -473,7 +457,7 @@
       <w:r>
         <w:rPr>
           <w:rFonts w:ascii="Arial" w:hAnsi="Arial" w:cs="Arial"/>
-          <w:sz w:val="19"/>
+          <w:sz w:val="18"/>
           <w:szCs w:val="19"/>
         </w:rPr>
         <w:t xml:space="preserve"> — OAuth2, </w:t>
@@ -482,7 +466,7 @@
       <w:r>
         <w:rPr>
           <w:rFonts w:ascii="Arial" w:hAnsi="Arial" w:cs="Arial"/>
-          <w:sz w:val="19"/>
+          <w:sz w:val="18"/>
           <w:szCs w:val="19"/>
         </w:rPr>
         <w:t>OpenID</w:t>
@@ -491,7 +475,7 @@
       <w:r>
         <w:rPr>
           <w:rFonts w:ascii="Arial" w:hAnsi="Arial" w:cs="Arial"/>
-          <w:sz w:val="19"/>
+          <w:sz w:val="18"/>
           <w:szCs w:val="19"/>
         </w:rPr>
         <w:t xml:space="preserve"> Connect, JWT, RBAC, policy-based authorization, secrets management practices, audit logging, secure API design, input validation</w:t>
@@ -507,7 +491,7 @@
         <w:jc w:val="both"/>
         <w:rPr>
           <w:rFonts w:ascii="Arial" w:hAnsi="Arial" w:cs="Arial"/>
-          <w:sz w:val="19"/>
+          <w:sz w:val="18"/>
           <w:szCs w:val="19"/>
         </w:rPr>
       </w:pPr>
@@ -515,7 +499,7 @@
         <w:rPr>
           <w:rStyle w:val="Strong"/>
           <w:rFonts w:ascii="Arial" w:hAnsi="Arial" w:cs="Arial"/>
-          <w:sz w:val="19"/>
+          <w:sz w:val="18"/>
           <w:szCs w:val="19"/>
         </w:rPr>
         <w:t xml:space="preserve">Cloud &amp; </w:t>
@@ -525,7 +509,7 @@
         <w:rPr>
           <w:rStyle w:val="Strong"/>
           <w:rFonts w:ascii="Arial" w:hAnsi="Arial" w:cs="Arial"/>
-          <w:sz w:val="19"/>
+          <w:sz w:val="18"/>
           <w:szCs w:val="19"/>
         </w:rPr>
         <w:t>DevOps</w:t>
@@ -534,7 +518,7 @@
       <w:r>
         <w:rPr>
           <w:rFonts w:ascii="Arial" w:hAnsi="Arial" w:cs="Arial"/>
-          <w:sz w:val="19"/>
+          <w:sz w:val="18"/>
           <w:szCs w:val="19"/>
         </w:rPr>
         <w:t xml:space="preserve"> — Microsoft Azure, Azure App Service, Azure Functions, Azure API Management, Azure Storage, Azure Key Vault, CI/CD pipelines, </w:t>
@@ -543,7 +527,7 @@
       <w:r>
         <w:rPr>
           <w:rFonts w:ascii="Arial" w:hAnsi="Arial" w:cs="Arial"/>
-          <w:sz w:val="19"/>
+          <w:sz w:val="18"/>
           <w:szCs w:val="19"/>
         </w:rPr>
         <w:t>GitHub</w:t>
@@ -552,7 +536,7 @@
       <w:r>
         <w:rPr>
           <w:rFonts w:ascii="Arial" w:hAnsi="Arial" w:cs="Arial"/>
-          <w:sz w:val="19"/>
+          <w:sz w:val="18"/>
           <w:szCs w:val="19"/>
         </w:rPr>
         <w:t xml:space="preserve"> Actions, containerization with </w:t>
@@ -561,7 +545,7 @@
       <w:r>
         <w:rPr>
           <w:rFonts w:ascii="Arial" w:hAnsi="Arial" w:cs="Arial"/>
-          <w:sz w:val="19"/>
+          <w:sz w:val="18"/>
           <w:szCs w:val="19"/>
         </w:rPr>
         <w:t>Docker</w:t>
@@ -570,7 +554,7 @@
       <w:r>
         <w:rPr>
           <w:rFonts w:ascii="Arial" w:hAnsi="Arial" w:cs="Arial"/>
-          <w:sz w:val="19"/>
+          <w:sz w:val="18"/>
           <w:szCs w:val="19"/>
         </w:rPr>
         <w:t>, environment separation, progressive delivery patterns, monitoring &amp; alerting</w:t>
@@ -586,7 +570,7 @@
         <w:jc w:val="both"/>
         <w:rPr>
           <w:rFonts w:ascii="Arial" w:hAnsi="Arial" w:cs="Arial"/>
-          <w:sz w:val="19"/>
+          <w:sz w:val="18"/>
           <w:szCs w:val="19"/>
         </w:rPr>
       </w:pPr>
@@ -594,7 +578,7 @@
         <w:rPr>
           <w:rStyle w:val="Strong"/>
           <w:rFonts w:ascii="Arial" w:hAnsi="Arial" w:cs="Arial"/>
-          <w:sz w:val="19"/>
+          <w:sz w:val="18"/>
           <w:szCs w:val="19"/>
         </w:rPr>
         <w:t>Data</w:t>
@@ -602,7 +586,7 @@
       <w:r>
         <w:rPr>
           <w:rFonts w:ascii="Arial" w:hAnsi="Arial" w:cs="Arial"/>
-          <w:sz w:val="19"/>
+          <w:sz w:val="18"/>
           <w:szCs w:val="19"/>
         </w:rPr>
         <w:t xml:space="preserve"> — </w:t>
@@ -611,7 +595,7 @@
       <w:r>
         <w:rPr>
           <w:rFonts w:ascii="Arial" w:hAnsi="Arial" w:cs="Arial"/>
-          <w:sz w:val="19"/>
+          <w:sz w:val="18"/>
           <w:szCs w:val="19"/>
         </w:rPr>
         <w:t>PostgreSQL</w:t>
@@ -620,7 +604,7 @@
       <w:r>
         <w:rPr>
           <w:rFonts w:ascii="Arial" w:hAnsi="Arial" w:cs="Arial"/>
-          <w:sz w:val="19"/>
+          <w:sz w:val="18"/>
           <w:szCs w:val="19"/>
         </w:rPr>
         <w:t xml:space="preserve">, SQL, schema design, indexing, query tuning, transactions, Entity Framework Core, migrations, </w:t>
@@ -629,7 +613,7 @@
       <w:r>
         <w:rPr>
           <w:rFonts w:ascii="Arial" w:hAnsi="Arial" w:cs="Arial"/>
-          <w:sz w:val="19"/>
+          <w:sz w:val="18"/>
           <w:szCs w:val="19"/>
         </w:rPr>
         <w:t>Redis</w:t>
@@ -638,7 +622,7 @@
       <w:r>
         <w:rPr>
           <w:rFonts w:ascii="Arial" w:hAnsi="Arial" w:cs="Arial"/>
-          <w:sz w:val="19"/>
+          <w:sz w:val="18"/>
           <w:szCs w:val="19"/>
         </w:rPr>
         <w:t xml:space="preserve"> caching patterns</w:t>
@@ -654,7 +638,7 @@
         <w:jc w:val="both"/>
         <w:rPr>
           <w:rFonts w:ascii="Arial" w:hAnsi="Arial" w:cs="Arial"/>
-          <w:sz w:val="19"/>
+          <w:sz w:val="18"/>
           <w:szCs w:val="19"/>
         </w:rPr>
       </w:pPr>
@@ -662,7 +646,7 @@
         <w:rPr>
           <w:rStyle w:val="Strong"/>
           <w:rFonts w:ascii="Arial" w:hAnsi="Arial" w:cs="Arial"/>
-          <w:sz w:val="19"/>
+          <w:sz w:val="18"/>
           <w:szCs w:val="19"/>
         </w:rPr>
         <w:t>Quality</w:t>
@@ -670,7 +654,7 @@
       <w:r>
         <w:rPr>
           <w:rFonts w:ascii="Arial" w:hAnsi="Arial" w:cs="Arial"/>
-          <w:sz w:val="19"/>
+          <w:sz w:val="18"/>
           <w:szCs w:val="19"/>
         </w:rPr>
         <w:t xml:space="preserve"> — </w:t>
@@ -679,7 +663,7 @@
       <w:r>
         <w:rPr>
           <w:rFonts w:ascii="Arial" w:hAnsi="Arial" w:cs="Arial"/>
-          <w:sz w:val="19"/>
+          <w:sz w:val="18"/>
           <w:szCs w:val="19"/>
         </w:rPr>
         <w:t>xUnit</w:t>
@@ -688,7 +672,7 @@
       <w:r>
         <w:rPr>
           <w:rFonts w:ascii="Arial" w:hAnsi="Arial" w:cs="Arial"/>
-          <w:sz w:val="19"/>
+          <w:sz w:val="18"/>
           <w:szCs w:val="19"/>
         </w:rPr>
         <w:t xml:space="preserve">, </w:t>
@@ -697,7 +681,7 @@
       <w:r>
         <w:rPr>
           <w:rFonts w:ascii="Arial" w:hAnsi="Arial" w:cs="Arial"/>
-          <w:sz w:val="19"/>
+          <w:sz w:val="18"/>
           <w:szCs w:val="19"/>
         </w:rPr>
         <w:t>NUnit</w:t>
@@ -706,7 +690,7 @@
       <w:r>
         <w:rPr>
           <w:rFonts w:ascii="Arial" w:hAnsi="Arial" w:cs="Arial"/>
-          <w:sz w:val="19"/>
+          <w:sz w:val="18"/>
           <w:szCs w:val="19"/>
         </w:rPr>
         <w:t>, Jest, React testing practices, integration testing, contract testing concepts, end-to-end testing practices</w:t>
@@ -828,14 +812,14 @@
         <w:jc w:val="both"/>
         <w:rPr>
           <w:rFonts w:ascii="Arial" w:hAnsi="Arial" w:cs="Arial"/>
-          <w:sz w:val="19"/>
-          <w:szCs w:val="19"/>
-        </w:rPr>
-      </w:pPr>
-      <w:r>
-        <w:rPr>
-          <w:rFonts w:ascii="Arial" w:hAnsi="Arial" w:cs="Arial"/>
-          <w:sz w:val="19"/>
+          <w:sz w:val="18"/>
+          <w:szCs w:val="19"/>
+        </w:rPr>
+      </w:pPr>
+      <w:r>
+        <w:rPr>
+          <w:rFonts w:ascii="Arial" w:hAnsi="Arial" w:cs="Arial"/>
+          <w:sz w:val="18"/>
           <w:szCs w:val="19"/>
         </w:rPr>
         <w:t xml:space="preserve">Led end-to-end delivery of high-traffic workflows using </w:t>
@@ -844,7 +828,7 @@
         <w:rPr>
           <w:rStyle w:val="Strong"/>
           <w:rFonts w:ascii="Arial" w:hAnsi="Arial" w:cs="Arial"/>
-          <w:sz w:val="19"/>
+          <w:sz w:val="18"/>
           <w:szCs w:val="19"/>
         </w:rPr>
         <w:t>ASP.NET Core</w:t>
@@ -852,7 +836,7 @@
       <w:r>
         <w:rPr>
           <w:rFonts w:ascii="Arial" w:hAnsi="Arial" w:cs="Arial"/>
-          <w:sz w:val="19"/>
+          <w:sz w:val="18"/>
           <w:szCs w:val="19"/>
         </w:rPr>
         <w:t xml:space="preserve"> services and a modern web UI, keeping releases predictable while requirements evolved across stakeholders.</w:t>
@@ -868,14 +852,14 @@
         <w:jc w:val="both"/>
         <w:rPr>
           <w:rFonts w:ascii="Arial" w:hAnsi="Arial" w:cs="Arial"/>
-          <w:sz w:val="19"/>
-          <w:szCs w:val="19"/>
-        </w:rPr>
-      </w:pPr>
-      <w:r>
-        <w:rPr>
-          <w:rFonts w:ascii="Arial" w:hAnsi="Arial" w:cs="Arial"/>
-          <w:sz w:val="19"/>
+          <w:sz w:val="18"/>
+          <w:szCs w:val="19"/>
+        </w:rPr>
+      </w:pPr>
+      <w:r>
+        <w:rPr>
+          <w:rFonts w:ascii="Arial" w:hAnsi="Arial" w:cs="Arial"/>
+          <w:sz w:val="18"/>
           <w:szCs w:val="19"/>
         </w:rPr>
         <w:t xml:space="preserve">Designed </w:t>
@@ -884,7 +868,7 @@
         <w:rPr>
           <w:rStyle w:val="Strong"/>
           <w:rFonts w:ascii="Arial" w:hAnsi="Arial" w:cs="Arial"/>
-          <w:sz w:val="19"/>
+          <w:sz w:val="18"/>
           <w:szCs w:val="19"/>
         </w:rPr>
         <w:t>REST APIs</w:t>
@@ -892,7 +876,7 @@
       <w:r>
         <w:rPr>
           <w:rFonts w:ascii="Arial" w:hAnsi="Arial" w:cs="Arial"/>
-          <w:sz w:val="19"/>
+          <w:sz w:val="18"/>
           <w:szCs w:val="19"/>
         </w:rPr>
         <w:t xml:space="preserve"> with consistent pagination, filtering, and error semantics, improving integration stability and reducing ambiguous production failures.</w:t>
@@ -908,14 +892,14 @@
         <w:jc w:val="both"/>
         <w:rPr>
           <w:rFonts w:ascii="Arial" w:hAnsi="Arial" w:cs="Arial"/>
-          <w:sz w:val="19"/>
-          <w:szCs w:val="19"/>
-        </w:rPr>
-      </w:pPr>
-      <w:r>
-        <w:rPr>
-          <w:rFonts w:ascii="Arial" w:hAnsi="Arial" w:cs="Arial"/>
-          <w:sz w:val="19"/>
+          <w:sz w:val="18"/>
+          <w:szCs w:val="19"/>
+        </w:rPr>
+      </w:pPr>
+      <w:r>
+        <w:rPr>
+          <w:rFonts w:ascii="Arial" w:hAnsi="Arial" w:cs="Arial"/>
+          <w:sz w:val="18"/>
           <w:szCs w:val="19"/>
         </w:rPr>
         <w:t xml:space="preserve">Implemented </w:t>
@@ -924,7 +908,7 @@
         <w:rPr>
           <w:rStyle w:val="Strong"/>
           <w:rFonts w:ascii="Arial" w:hAnsi="Arial" w:cs="Arial"/>
-          <w:sz w:val="19"/>
+          <w:sz w:val="18"/>
           <w:szCs w:val="19"/>
         </w:rPr>
         <w:t>OAuth2/OIDC</w:t>
@@ -932,7 +916,7 @@
       <w:r>
         <w:rPr>
           <w:rFonts w:ascii="Arial" w:hAnsi="Arial" w:cs="Arial"/>
-          <w:sz w:val="19"/>
+          <w:sz w:val="18"/>
           <w:szCs w:val="19"/>
         </w:rPr>
         <w:t xml:space="preserve"> authentication and </w:t>
@@ -941,7 +925,7 @@
         <w:rPr>
           <w:rStyle w:val="Strong"/>
           <w:rFonts w:ascii="Arial" w:hAnsi="Arial" w:cs="Arial"/>
-          <w:sz w:val="19"/>
+          <w:sz w:val="18"/>
           <w:szCs w:val="19"/>
         </w:rPr>
         <w:t>JWT</w:t>
@@ -949,7 +933,7 @@
       <w:r>
         <w:rPr>
           <w:rFonts w:ascii="Arial" w:hAnsi="Arial" w:cs="Arial"/>
-          <w:sz w:val="19"/>
+          <w:sz w:val="18"/>
           <w:szCs w:val="19"/>
         </w:rPr>
         <w:t>-based authorization policies to enforce secure multi-tenant boundaries and auditable privileged actions.</w:t>
@@ -965,14 +949,14 @@
         <w:jc w:val="both"/>
         <w:rPr>
           <w:rFonts w:ascii="Arial" w:hAnsi="Arial" w:cs="Arial"/>
-          <w:sz w:val="19"/>
-          <w:szCs w:val="19"/>
-        </w:rPr>
-      </w:pPr>
-      <w:r>
-        <w:rPr>
-          <w:rFonts w:ascii="Arial" w:hAnsi="Arial" w:cs="Arial"/>
-          <w:sz w:val="19"/>
+          <w:sz w:val="18"/>
+          <w:szCs w:val="19"/>
+        </w:rPr>
+      </w:pPr>
+      <w:r>
+        <w:rPr>
+          <w:rFonts w:ascii="Arial" w:hAnsi="Arial" w:cs="Arial"/>
+          <w:sz w:val="18"/>
           <w:szCs w:val="19"/>
         </w:rPr>
         <w:t xml:space="preserve">Reduced latency and backend load via </w:t>
@@ -982,7 +966,7 @@
         <w:rPr>
           <w:rStyle w:val="Strong"/>
           <w:rFonts w:ascii="Arial" w:hAnsi="Arial" w:cs="Arial"/>
-          <w:sz w:val="19"/>
+          <w:sz w:val="18"/>
           <w:szCs w:val="19"/>
         </w:rPr>
         <w:t>Redis</w:t>
@@ -992,7 +976,7 @@
         <w:rPr>
           <w:rStyle w:val="Strong"/>
           <w:rFonts w:ascii="Arial" w:hAnsi="Arial" w:cs="Arial"/>
-          <w:sz w:val="19"/>
+          <w:sz w:val="18"/>
           <w:szCs w:val="19"/>
         </w:rPr>
         <w:t xml:space="preserve"> caching</w:t>
@@ -1000,7 +984,7 @@
       <w:r>
         <w:rPr>
           <w:rFonts w:ascii="Arial" w:hAnsi="Arial" w:cs="Arial"/>
-          <w:sz w:val="19"/>
+          <w:sz w:val="18"/>
           <w:szCs w:val="19"/>
         </w:rPr>
         <w:t>, careful TTL strategy, and targeted database tuning with clearly documented invalidation rules.</w:t>
@@ -1016,14 +1000,14 @@
         <w:jc w:val="both"/>
         <w:rPr>
           <w:rFonts w:ascii="Arial" w:hAnsi="Arial" w:cs="Arial"/>
-          <w:sz w:val="19"/>
-          <w:szCs w:val="19"/>
-        </w:rPr>
-      </w:pPr>
-      <w:r>
-        <w:rPr>
-          <w:rFonts w:ascii="Arial" w:hAnsi="Arial" w:cs="Arial"/>
-          <w:sz w:val="19"/>
+          <w:sz w:val="18"/>
+          <w:szCs w:val="19"/>
+        </w:rPr>
+      </w:pPr>
+      <w:r>
+        <w:rPr>
+          <w:rFonts w:ascii="Arial" w:hAnsi="Arial" w:cs="Arial"/>
+          <w:sz w:val="18"/>
           <w:szCs w:val="19"/>
         </w:rPr>
         <w:t xml:space="preserve">Built background processing for long-running tasks with </w:t>
@@ -1033,7 +1017,7 @@
         <w:rPr>
           <w:rStyle w:val="Strong"/>
           <w:rFonts w:ascii="Arial" w:hAnsi="Arial" w:cs="Arial"/>
-          <w:sz w:val="19"/>
+          <w:sz w:val="18"/>
           <w:szCs w:val="19"/>
         </w:rPr>
         <w:t>idempotency</w:t>
@@ -1043,7 +1027,7 @@
         <w:rPr>
           <w:rStyle w:val="Strong"/>
           <w:rFonts w:ascii="Arial" w:hAnsi="Arial" w:cs="Arial"/>
-          <w:sz w:val="19"/>
+          <w:sz w:val="18"/>
           <w:szCs w:val="19"/>
         </w:rPr>
         <w:t xml:space="preserve"> keys</w:t>
@@ -1051,7 +1035,7 @@
       <w:r>
         <w:rPr>
           <w:rFonts w:ascii="Arial" w:hAnsi="Arial" w:cs="Arial"/>
-          <w:sz w:val="19"/>
+          <w:sz w:val="18"/>
           <w:szCs w:val="19"/>
         </w:rPr>
         <w:t xml:space="preserve"> and safe retry rules, preventing duplicate side effects during peak traffic.</w:t>
@@ -1067,14 +1051,14 @@
         <w:jc w:val="both"/>
         <w:rPr>
           <w:rFonts w:ascii="Arial" w:hAnsi="Arial" w:cs="Arial"/>
-          <w:sz w:val="19"/>
-          <w:szCs w:val="19"/>
-        </w:rPr>
-      </w:pPr>
-      <w:r>
-        <w:rPr>
-          <w:rFonts w:ascii="Arial" w:hAnsi="Arial" w:cs="Arial"/>
-          <w:sz w:val="19"/>
+          <w:sz w:val="18"/>
+          <w:szCs w:val="19"/>
+        </w:rPr>
+      </w:pPr>
+      <w:r>
+        <w:rPr>
+          <w:rFonts w:ascii="Arial" w:hAnsi="Arial" w:cs="Arial"/>
+          <w:sz w:val="18"/>
           <w:szCs w:val="19"/>
         </w:rPr>
         <w:t xml:space="preserve">Strengthened </w:t>
@@ -1083,7 +1067,7 @@
       <w:r>
         <w:rPr>
           <w:rFonts w:ascii="Arial" w:hAnsi="Arial" w:cs="Arial"/>
-          <w:sz w:val="19"/>
+          <w:sz w:val="18"/>
           <w:szCs w:val="19"/>
         </w:rPr>
         <w:t>observability</w:t>
@@ -1092,7 +1076,7 @@
       <w:r>
         <w:rPr>
           <w:rFonts w:ascii="Arial" w:hAnsi="Arial" w:cs="Arial"/>
-          <w:sz w:val="19"/>
+          <w:sz w:val="18"/>
           <w:szCs w:val="19"/>
         </w:rPr>
         <w:t xml:space="preserve"> with </w:t>
@@ -1101,7 +1085,7 @@
         <w:rPr>
           <w:rStyle w:val="Strong"/>
           <w:rFonts w:ascii="Arial" w:hAnsi="Arial" w:cs="Arial"/>
-          <w:sz w:val="19"/>
+          <w:sz w:val="18"/>
           <w:szCs w:val="19"/>
         </w:rPr>
         <w:t>structured logging</w:t>
@@ -1109,7 +1093,7 @@
       <w:r>
         <w:rPr>
           <w:rFonts w:ascii="Arial" w:hAnsi="Arial" w:cs="Arial"/>
-          <w:sz w:val="19"/>
+          <w:sz w:val="18"/>
           <w:szCs w:val="19"/>
         </w:rPr>
         <w:t xml:space="preserve"> and </w:t>
@@ -1118,7 +1102,7 @@
         <w:rPr>
           <w:rStyle w:val="Strong"/>
           <w:rFonts w:ascii="Arial" w:hAnsi="Arial" w:cs="Arial"/>
-          <w:sz w:val="19"/>
+          <w:sz w:val="18"/>
           <w:szCs w:val="19"/>
         </w:rPr>
         <w:t>correlation IDs</w:t>
@@ -1126,7 +1110,7 @@
       <w:r>
         <w:rPr>
           <w:rFonts w:ascii="Arial" w:hAnsi="Arial" w:cs="Arial"/>
-          <w:sz w:val="19"/>
+          <w:sz w:val="18"/>
           <w:szCs w:val="19"/>
         </w:rPr>
         <w:t>, enabling faster incident triage and more reliable on-call handoffs.</w:t>
@@ -1142,14 +1126,14 @@
         <w:jc w:val="both"/>
         <w:rPr>
           <w:rFonts w:ascii="Arial" w:hAnsi="Arial" w:cs="Arial"/>
-          <w:sz w:val="19"/>
-          <w:szCs w:val="19"/>
-        </w:rPr>
-      </w:pPr>
-      <w:r>
-        <w:rPr>
-          <w:rFonts w:ascii="Arial" w:hAnsi="Arial" w:cs="Arial"/>
-          <w:sz w:val="19"/>
+          <w:sz w:val="18"/>
+          <w:szCs w:val="19"/>
+        </w:rPr>
+      </w:pPr>
+      <w:r>
+        <w:rPr>
+          <w:rFonts w:ascii="Arial" w:hAnsi="Arial" w:cs="Arial"/>
+          <w:sz w:val="18"/>
           <w:szCs w:val="19"/>
         </w:rPr>
         <w:t>Established Azure deployment practices with environment separation and safe rollout patterns, enabling fast rollback with minimal user impact.</w:t>
@@ -1165,14 +1149,14 @@
         <w:jc w:val="both"/>
         <w:rPr>
           <w:rFonts w:ascii="Arial" w:hAnsi="Arial" w:cs="Arial"/>
-          <w:sz w:val="19"/>
-          <w:szCs w:val="19"/>
-        </w:rPr>
-      </w:pPr>
-      <w:r>
-        <w:rPr>
-          <w:rFonts w:ascii="Arial" w:hAnsi="Arial" w:cs="Arial"/>
-          <w:sz w:val="19"/>
+          <w:sz w:val="18"/>
+          <w:szCs w:val="19"/>
+        </w:rPr>
+      </w:pPr>
+      <w:r>
+        <w:rPr>
+          <w:rFonts w:ascii="Arial" w:hAnsi="Arial" w:cs="Arial"/>
+          <w:sz w:val="18"/>
           <w:szCs w:val="19"/>
         </w:rPr>
         <w:t>Partnered with product and design to slice complex features into shippable increments, balancing UX needs with API constraints to avoid long-term debt.</w:t>
@@ -1188,14 +1172,14 @@
         <w:jc w:val="both"/>
         <w:rPr>
           <w:rFonts w:ascii="Arial" w:hAnsi="Arial" w:cs="Arial"/>
-          <w:sz w:val="19"/>
-          <w:szCs w:val="19"/>
-        </w:rPr>
-      </w:pPr>
-      <w:r>
-        <w:rPr>
-          <w:rFonts w:ascii="Arial" w:hAnsi="Arial" w:cs="Arial"/>
-          <w:sz w:val="19"/>
+          <w:sz w:val="18"/>
+          <w:szCs w:val="19"/>
+        </w:rPr>
+      </w:pPr>
+      <w:r>
+        <w:rPr>
+          <w:rFonts w:ascii="Arial" w:hAnsi="Arial" w:cs="Arial"/>
+          <w:sz w:val="18"/>
           <w:szCs w:val="19"/>
         </w:rPr>
         <w:t>Owned performance investigations by profiling hot paths and eliminating chatty downstream calls, improving real-world p95 response times under load.</w:t>
@@ -1211,14 +1195,14 @@
         <w:jc w:val="both"/>
         <w:rPr>
           <w:rFonts w:ascii="Arial" w:hAnsi="Arial" w:cs="Arial"/>
-          <w:sz w:val="19"/>
-          <w:szCs w:val="19"/>
-        </w:rPr>
-      </w:pPr>
-      <w:r>
-        <w:rPr>
-          <w:rFonts w:ascii="Arial" w:hAnsi="Arial" w:cs="Arial"/>
-          <w:sz w:val="19"/>
+          <w:sz w:val="18"/>
+          <w:szCs w:val="19"/>
+        </w:rPr>
+      </w:pPr>
+      <w:r>
+        <w:rPr>
+          <w:rFonts w:ascii="Arial" w:hAnsi="Arial" w:cs="Arial"/>
+          <w:sz w:val="18"/>
           <w:szCs w:val="19"/>
         </w:rPr>
         <w:t xml:space="preserve">Introduced gateway-level protections like </w:t>
@@ -1227,7 +1211,7 @@
         <w:rPr>
           <w:rStyle w:val="Strong"/>
           <w:rFonts w:ascii="Arial" w:hAnsi="Arial" w:cs="Arial"/>
-          <w:sz w:val="19"/>
+          <w:sz w:val="18"/>
           <w:szCs w:val="19"/>
         </w:rPr>
         <w:t>rate limiting</w:t>
@@ -1235,7 +1219,7 @@
       <w:r>
         <w:rPr>
           <w:rFonts w:ascii="Arial" w:hAnsi="Arial" w:cs="Arial"/>
-          <w:sz w:val="19"/>
+          <w:sz w:val="18"/>
           <w:szCs w:val="19"/>
         </w:rPr>
         <w:t xml:space="preserve"> and client guidance to protect critical endpoints without breaking consumers unexpectedly.</w:t>
@@ -1251,14 +1235,14 @@
         <w:jc w:val="both"/>
         <w:rPr>
           <w:rFonts w:ascii="Arial" w:hAnsi="Arial" w:cs="Arial"/>
-          <w:sz w:val="19"/>
-          <w:szCs w:val="19"/>
-        </w:rPr>
-      </w:pPr>
-      <w:r>
-        <w:rPr>
-          <w:rFonts w:ascii="Arial" w:hAnsi="Arial" w:cs="Arial"/>
-          <w:sz w:val="19"/>
+          <w:sz w:val="18"/>
+          <w:szCs w:val="19"/>
+        </w:rPr>
+      </w:pPr>
+      <w:r>
+        <w:rPr>
+          <w:rFonts w:ascii="Arial" w:hAnsi="Arial" w:cs="Arial"/>
+          <w:sz w:val="18"/>
           <w:szCs w:val="19"/>
         </w:rPr>
         <w:t xml:space="preserve">Hardened integrations by formalizing </w:t>
@@ -1268,7 +1252,7 @@
         <w:rPr>
           <w:rStyle w:val="Strong"/>
           <w:rFonts w:ascii="Arial" w:hAnsi="Arial" w:cs="Arial"/>
-          <w:sz w:val="19"/>
+          <w:sz w:val="18"/>
           <w:szCs w:val="19"/>
         </w:rPr>
         <w:t>webhook</w:t>
@@ -1278,7 +1262,7 @@
         <w:rPr>
           <w:rStyle w:val="Strong"/>
           <w:rFonts w:ascii="Arial" w:hAnsi="Arial" w:cs="Arial"/>
-          <w:sz w:val="19"/>
+          <w:sz w:val="18"/>
           <w:szCs w:val="19"/>
         </w:rPr>
         <w:t xml:space="preserve"> signature verification</w:t>
@@ -1286,7 +1270,7 @@
       <w:r>
         <w:rPr>
           <w:rFonts w:ascii="Arial" w:hAnsi="Arial" w:cs="Arial"/>
-          <w:sz w:val="19"/>
+          <w:sz w:val="18"/>
           <w:szCs w:val="19"/>
         </w:rPr>
         <w:t>, replay protection, and retry handling for resilient third-party workflows.</w:t>
@@ -1302,14 +1286,14 @@
         <w:jc w:val="both"/>
         <w:rPr>
           <w:rFonts w:ascii="Arial" w:hAnsi="Arial" w:cs="Arial"/>
-          <w:sz w:val="19"/>
-          <w:szCs w:val="19"/>
-        </w:rPr>
-      </w:pPr>
-      <w:r>
-        <w:rPr>
-          <w:rFonts w:ascii="Arial" w:hAnsi="Arial" w:cs="Arial"/>
-          <w:sz w:val="19"/>
+          <w:sz w:val="18"/>
+          <w:szCs w:val="19"/>
+        </w:rPr>
+      </w:pPr>
+      <w:r>
+        <w:rPr>
+          <w:rFonts w:ascii="Arial" w:hAnsi="Arial" w:cs="Arial"/>
+          <w:sz w:val="18"/>
           <w:szCs w:val="19"/>
         </w:rPr>
         <w:t>Coached teammates through pragmatic architecture reviews, clarifying boundaries between services and UI domains for better long-term operability.</w:t>
@@ -1325,14 +1309,14 @@
         <w:jc w:val="both"/>
         <w:rPr>
           <w:rFonts w:ascii="Arial" w:hAnsi="Arial" w:cs="Arial"/>
-          <w:sz w:val="19"/>
-          <w:szCs w:val="19"/>
-        </w:rPr>
-      </w:pPr>
-      <w:r>
-        <w:rPr>
-          <w:rFonts w:ascii="Arial" w:hAnsi="Arial" w:cs="Arial"/>
-          <w:sz w:val="19"/>
+          <w:sz w:val="18"/>
+          <w:szCs w:val="19"/>
+        </w:rPr>
+      </w:pPr>
+      <w:r>
+        <w:rPr>
+          <w:rFonts w:ascii="Arial" w:hAnsi="Arial" w:cs="Arial"/>
+          <w:sz w:val="18"/>
           <w:szCs w:val="19"/>
         </w:rPr>
         <w:t>Improved engineering quality through security-focused PR standards around error handling and backward compatibility, reducing production regressions.</w:t>
@@ -1434,14 +1418,14 @@
         <w:jc w:val="both"/>
         <w:rPr>
           <w:rFonts w:ascii="Arial" w:hAnsi="Arial" w:cs="Arial"/>
-          <w:sz w:val="19"/>
-          <w:szCs w:val="19"/>
-        </w:rPr>
-      </w:pPr>
-      <w:r>
-        <w:rPr>
-          <w:rFonts w:ascii="Arial" w:hAnsi="Arial" w:cs="Arial"/>
-          <w:sz w:val="19"/>
+          <w:sz w:val="18"/>
+          <w:szCs w:val="19"/>
+        </w:rPr>
+      </w:pPr>
+      <w:r>
+        <w:rPr>
+          <w:rFonts w:ascii="Arial" w:hAnsi="Arial" w:cs="Arial"/>
+          <w:sz w:val="18"/>
           <w:szCs w:val="19"/>
         </w:rPr>
         <w:t xml:space="preserve">Delivered full-stack features with stable </w:t>
@@ -1450,7 +1434,7 @@
         <w:rPr>
           <w:rStyle w:val="Strong"/>
           <w:rFonts w:ascii="Arial" w:hAnsi="Arial" w:cs="Arial"/>
-          <w:sz w:val="19"/>
+          <w:sz w:val="18"/>
           <w:szCs w:val="19"/>
         </w:rPr>
         <w:t>API contracts</w:t>
@@ -1458,7 +1442,7 @@
       <w:r>
         <w:rPr>
           <w:rFonts w:ascii="Arial" w:hAnsi="Arial" w:cs="Arial"/>
-          <w:sz w:val="19"/>
+          <w:sz w:val="18"/>
           <w:szCs w:val="19"/>
         </w:rPr>
         <w:t xml:space="preserve"> and responsive UI flows, enabling multiple teams to iterate without breaking core workflows.</w:t>
@@ -1474,24 +1458,23 @@
         <w:jc w:val="both"/>
         <w:rPr>
           <w:rFonts w:ascii="Arial" w:hAnsi="Arial" w:cs="Arial"/>
-          <w:sz w:val="19"/>
-          <w:szCs w:val="19"/>
-        </w:rPr>
-      </w:pPr>
-      <w:r>
-        <w:rPr>
-          <w:rFonts w:ascii="Arial" w:hAnsi="Arial" w:cs="Arial"/>
-          <w:sz w:val="19"/>
-          <w:szCs w:val="19"/>
-        </w:rPr>
-        <w:lastRenderedPageBreak/>
+          <w:sz w:val="18"/>
+          <w:szCs w:val="19"/>
+        </w:rPr>
+      </w:pPr>
+      <w:r>
+        <w:rPr>
+          <w:rFonts w:ascii="Arial" w:hAnsi="Arial" w:cs="Arial"/>
+          <w:sz w:val="18"/>
+          <w:szCs w:val="19"/>
+        </w:rPr>
         <w:t xml:space="preserve">Implemented </w:t>
       </w:r>
       <w:r>
         <w:rPr>
           <w:rStyle w:val="Strong"/>
           <w:rFonts w:ascii="Arial" w:hAnsi="Arial" w:cs="Arial"/>
-          <w:sz w:val="19"/>
+          <w:sz w:val="18"/>
           <w:szCs w:val="19"/>
         </w:rPr>
         <w:t>REST endpoints</w:t>
@@ -1499,7 +1482,7 @@
       <w:r>
         <w:rPr>
           <w:rFonts w:ascii="Arial" w:hAnsi="Arial" w:cs="Arial"/>
-          <w:sz w:val="19"/>
+          <w:sz w:val="18"/>
           <w:szCs w:val="19"/>
         </w:rPr>
         <w:t xml:space="preserve"> with clear resource modeling, request validation, and consistent error responses that shortened debugging cycles.</w:t>
@@ -1515,23 +1498,24 @@
         <w:jc w:val="both"/>
         <w:rPr>
           <w:rFonts w:ascii="Arial" w:hAnsi="Arial" w:cs="Arial"/>
-          <w:sz w:val="19"/>
-          <w:szCs w:val="19"/>
-        </w:rPr>
-      </w:pPr>
-      <w:r>
-        <w:rPr>
-          <w:rFonts w:ascii="Arial" w:hAnsi="Arial" w:cs="Arial"/>
-          <w:sz w:val="19"/>
-          <w:szCs w:val="19"/>
-        </w:rPr>
+          <w:sz w:val="18"/>
+          <w:szCs w:val="19"/>
+        </w:rPr>
+      </w:pPr>
+      <w:r>
+        <w:rPr>
+          <w:rFonts w:ascii="Arial" w:hAnsi="Arial" w:cs="Arial"/>
+          <w:sz w:val="18"/>
+          <w:szCs w:val="19"/>
+        </w:rPr>
+        <w:lastRenderedPageBreak/>
         <w:t xml:space="preserve">Built secure authentication flows and </w:t>
       </w:r>
       <w:r>
         <w:rPr>
           <w:rStyle w:val="Strong"/>
           <w:rFonts w:ascii="Arial" w:hAnsi="Arial" w:cs="Arial"/>
-          <w:sz w:val="19"/>
+          <w:sz w:val="18"/>
           <w:szCs w:val="19"/>
         </w:rPr>
         <w:t>role-based authorization</w:t>
@@ -1539,7 +1523,7 @@
       <w:r>
         <w:rPr>
           <w:rFonts w:ascii="Arial" w:hAnsi="Arial" w:cs="Arial"/>
-          <w:sz w:val="19"/>
+          <w:sz w:val="18"/>
           <w:szCs w:val="19"/>
         </w:rPr>
         <w:t>, making protected actions explicit, testable, and resistant to privilege escalation.</w:t>
@@ -1555,14 +1539,14 @@
         <w:jc w:val="both"/>
         <w:rPr>
           <w:rFonts w:ascii="Arial" w:hAnsi="Arial" w:cs="Arial"/>
-          <w:sz w:val="19"/>
-          <w:szCs w:val="19"/>
-        </w:rPr>
-      </w:pPr>
-      <w:r>
-        <w:rPr>
-          <w:rFonts w:ascii="Arial" w:hAnsi="Arial" w:cs="Arial"/>
-          <w:sz w:val="19"/>
+          <w:sz w:val="18"/>
+          <w:szCs w:val="19"/>
+        </w:rPr>
+      </w:pPr>
+      <w:r>
+        <w:rPr>
+          <w:rFonts w:ascii="Arial" w:hAnsi="Arial" w:cs="Arial"/>
+          <w:sz w:val="18"/>
           <w:szCs w:val="19"/>
         </w:rPr>
         <w:t>Improved service performance by removing redundant database calls and applying indexing and query tuning to eliminate slow endpoints.</w:t>
@@ -1578,14 +1562,14 @@
         <w:jc w:val="both"/>
         <w:rPr>
           <w:rFonts w:ascii="Arial" w:hAnsi="Arial" w:cs="Arial"/>
-          <w:sz w:val="19"/>
-          <w:szCs w:val="19"/>
-        </w:rPr>
-      </w:pPr>
-      <w:r>
-        <w:rPr>
-          <w:rFonts w:ascii="Arial" w:hAnsi="Arial" w:cs="Arial"/>
-          <w:sz w:val="19"/>
+          <w:sz w:val="18"/>
+          <w:szCs w:val="19"/>
+        </w:rPr>
+      </w:pPr>
+      <w:r>
+        <w:rPr>
+          <w:rFonts w:ascii="Arial" w:hAnsi="Arial" w:cs="Arial"/>
+          <w:sz w:val="18"/>
           <w:szCs w:val="19"/>
         </w:rPr>
         <w:t xml:space="preserve">Built Azure-hosted integrations between internal systems with </w:t>
@@ -1594,7 +1578,7 @@
         <w:rPr>
           <w:rStyle w:val="Strong"/>
           <w:rFonts w:ascii="Arial" w:hAnsi="Arial" w:cs="Arial"/>
-          <w:sz w:val="19"/>
+          <w:sz w:val="18"/>
           <w:szCs w:val="19"/>
         </w:rPr>
         <w:t>structured logging</w:t>
@@ -1602,7 +1586,7 @@
       <w:r>
         <w:rPr>
           <w:rFonts w:ascii="Arial" w:hAnsi="Arial" w:cs="Arial"/>
-          <w:sz w:val="19"/>
+          <w:sz w:val="18"/>
           <w:szCs w:val="19"/>
         </w:rPr>
         <w:t xml:space="preserve"> and request tracing context for production </w:t>
@@ -1611,7 +1595,7 @@
       <w:r>
         <w:rPr>
           <w:rFonts w:ascii="Arial" w:hAnsi="Arial" w:cs="Arial"/>
-          <w:sz w:val="19"/>
+          <w:sz w:val="18"/>
           <w:szCs w:val="19"/>
         </w:rPr>
         <w:t>diagnosability</w:t>
@@ -1620,7 +1604,7 @@
       <w:r>
         <w:rPr>
           <w:rFonts w:ascii="Arial" w:hAnsi="Arial" w:cs="Arial"/>
-          <w:sz w:val="19"/>
+          <w:sz w:val="18"/>
           <w:szCs w:val="19"/>
         </w:rPr>
         <w:t>.</w:t>
@@ -1636,14 +1620,14 @@
         <w:jc w:val="both"/>
         <w:rPr>
           <w:rFonts w:ascii="Arial" w:hAnsi="Arial" w:cs="Arial"/>
-          <w:sz w:val="19"/>
-          <w:szCs w:val="19"/>
-        </w:rPr>
-      </w:pPr>
-      <w:r>
-        <w:rPr>
-          <w:rFonts w:ascii="Arial" w:hAnsi="Arial" w:cs="Arial"/>
-          <w:sz w:val="19"/>
+          <w:sz w:val="18"/>
+          <w:szCs w:val="19"/>
+        </w:rPr>
+      </w:pPr>
+      <w:r>
+        <w:rPr>
+          <w:rFonts w:ascii="Arial" w:hAnsi="Arial" w:cs="Arial"/>
+          <w:sz w:val="18"/>
           <w:szCs w:val="19"/>
         </w:rPr>
         <w:t>Improved CI/CD by reducing manual release steps and adding build/deploy checks that caught misconfigurations before reaching production.</w:t>
@@ -1659,14 +1643,14 @@
         <w:jc w:val="both"/>
         <w:rPr>
           <w:rFonts w:ascii="Arial" w:hAnsi="Arial" w:cs="Arial"/>
-          <w:sz w:val="19"/>
-          <w:szCs w:val="19"/>
-        </w:rPr>
-      </w:pPr>
-      <w:r>
-        <w:rPr>
-          <w:rFonts w:ascii="Arial" w:hAnsi="Arial" w:cs="Arial"/>
-          <w:sz w:val="19"/>
+          <w:sz w:val="18"/>
+          <w:szCs w:val="19"/>
+        </w:rPr>
+      </w:pPr>
+      <w:r>
+        <w:rPr>
+          <w:rFonts w:ascii="Arial" w:hAnsi="Arial" w:cs="Arial"/>
+          <w:sz w:val="18"/>
           <w:szCs w:val="19"/>
         </w:rPr>
         <w:t>Added idempotent request handling and safer retries around external dependencies to reduce user-visible errors during transient outages.</w:t>
@@ -1682,14 +1666,14 @@
         <w:jc w:val="both"/>
         <w:rPr>
           <w:rFonts w:ascii="Arial" w:hAnsi="Arial" w:cs="Arial"/>
-          <w:sz w:val="19"/>
-          <w:szCs w:val="19"/>
-        </w:rPr>
-      </w:pPr>
-      <w:r>
-        <w:rPr>
-          <w:rFonts w:ascii="Arial" w:hAnsi="Arial" w:cs="Arial"/>
-          <w:sz w:val="19"/>
+          <w:sz w:val="18"/>
+          <w:szCs w:val="19"/>
+        </w:rPr>
+      </w:pPr>
+      <w:r>
+        <w:rPr>
+          <w:rFonts w:ascii="Arial" w:hAnsi="Arial" w:cs="Arial"/>
+          <w:sz w:val="18"/>
           <w:szCs w:val="19"/>
         </w:rPr>
         <w:t>Worked with stakeholders to translate requirements into clear acceptance criteria, reducing rework and improving delivery predictability.</w:t>
@@ -1705,14 +1689,14 @@
         <w:jc w:val="both"/>
         <w:rPr>
           <w:rFonts w:ascii="Arial" w:hAnsi="Arial" w:cs="Arial"/>
-          <w:sz w:val="19"/>
-          <w:szCs w:val="19"/>
-        </w:rPr>
-      </w:pPr>
-      <w:r>
-        <w:rPr>
-          <w:rFonts w:ascii="Arial" w:hAnsi="Arial" w:cs="Arial"/>
-          <w:sz w:val="19"/>
+          <w:sz w:val="18"/>
+          <w:szCs w:val="19"/>
+        </w:rPr>
+      </w:pPr>
+      <w:r>
+        <w:rPr>
+          <w:rFonts w:ascii="Arial" w:hAnsi="Arial" w:cs="Arial"/>
+          <w:sz w:val="18"/>
           <w:szCs w:val="19"/>
         </w:rPr>
         <w:t xml:space="preserve">Standardized </w:t>
@@ -1722,7 +1706,7 @@
         <w:rPr>
           <w:rStyle w:val="Strong"/>
           <w:rFonts w:ascii="Arial" w:hAnsi="Arial" w:cs="Arial"/>
-          <w:sz w:val="19"/>
+          <w:sz w:val="18"/>
           <w:szCs w:val="19"/>
         </w:rPr>
         <w:t>OpenAPI</w:t>
@@ -1732,7 +1716,7 @@
         <w:rPr>
           <w:rStyle w:val="Strong"/>
           <w:rFonts w:ascii="Arial" w:hAnsi="Arial" w:cs="Arial"/>
-          <w:sz w:val="19"/>
+          <w:sz w:val="18"/>
           <w:szCs w:val="19"/>
         </w:rPr>
         <w:t>/Swagger</w:t>
@@ -1740,7 +1724,7 @@
       <w:r>
         <w:rPr>
           <w:rFonts w:ascii="Arial" w:hAnsi="Arial" w:cs="Arial"/>
-          <w:sz w:val="19"/>
+          <w:sz w:val="18"/>
           <w:szCs w:val="19"/>
         </w:rPr>
         <w:t xml:space="preserve"> documentation so internal and partner teams could self-serve integration details.</w:t>
@@ -1756,14 +1740,14 @@
         <w:jc w:val="both"/>
         <w:rPr>
           <w:rFonts w:ascii="Arial" w:hAnsi="Arial" w:cs="Arial"/>
-          <w:sz w:val="19"/>
-          <w:szCs w:val="19"/>
-        </w:rPr>
-      </w:pPr>
-      <w:r>
-        <w:rPr>
-          <w:rFonts w:ascii="Arial" w:hAnsi="Arial" w:cs="Arial"/>
-          <w:sz w:val="19"/>
+          <w:sz w:val="18"/>
+          <w:szCs w:val="19"/>
+        </w:rPr>
+      </w:pPr>
+      <w:r>
+        <w:rPr>
+          <w:rFonts w:ascii="Arial" w:hAnsi="Arial" w:cs="Arial"/>
+          <w:sz w:val="18"/>
           <w:szCs w:val="19"/>
         </w:rPr>
         <w:t>Improved frontend maintainability using reusable components and consistent state patterns, keeping accessibility and responsive behavior reliable.</w:t>
@@ -1779,14 +1763,14 @@
         <w:jc w:val="both"/>
         <w:rPr>
           <w:rFonts w:ascii="Arial" w:hAnsi="Arial" w:cs="Arial"/>
-          <w:sz w:val="19"/>
-          <w:szCs w:val="19"/>
-        </w:rPr>
-      </w:pPr>
-      <w:r>
-        <w:rPr>
-          <w:rFonts w:ascii="Arial" w:hAnsi="Arial" w:cs="Arial"/>
-          <w:sz w:val="19"/>
+          <w:sz w:val="18"/>
+          <w:szCs w:val="19"/>
+        </w:rPr>
+      </w:pPr>
+      <w:r>
+        <w:rPr>
+          <w:rFonts w:ascii="Arial" w:hAnsi="Arial" w:cs="Arial"/>
+          <w:sz w:val="18"/>
           <w:szCs w:val="19"/>
         </w:rPr>
         <w:t xml:space="preserve">Supported operational readiness by adding dashboards and </w:t>
@@ -1795,7 +1779,7 @@
       <w:r>
         <w:rPr>
           <w:rFonts w:ascii="Arial" w:hAnsi="Arial" w:cs="Arial"/>
-          <w:sz w:val="19"/>
+          <w:sz w:val="18"/>
           <w:szCs w:val="19"/>
         </w:rPr>
         <w:t>runbooks</w:t>
@@ -1804,7 +1788,7 @@
       <w:r>
         <w:rPr>
           <w:rFonts w:ascii="Arial" w:hAnsi="Arial" w:cs="Arial"/>
-          <w:sz w:val="19"/>
+          <w:sz w:val="18"/>
           <w:szCs w:val="19"/>
         </w:rPr>
         <w:t xml:space="preserve"> for common failure modes, reducing repeat incident resolution time.</w:t>
@@ -1908,14 +1892,14 @@
         <w:jc w:val="both"/>
         <w:rPr>
           <w:rFonts w:ascii="Arial" w:hAnsi="Arial" w:cs="Arial"/>
-          <w:sz w:val="19"/>
-          <w:szCs w:val="19"/>
-        </w:rPr>
-      </w:pPr>
-      <w:r>
-        <w:rPr>
-          <w:rFonts w:ascii="Arial" w:hAnsi="Arial" w:cs="Arial"/>
-          <w:sz w:val="19"/>
+          <w:sz w:val="18"/>
+          <w:szCs w:val="19"/>
+        </w:rPr>
+      </w:pPr>
+      <w:r>
+        <w:rPr>
+          <w:rFonts w:ascii="Arial" w:hAnsi="Arial" w:cs="Arial"/>
+          <w:sz w:val="18"/>
           <w:szCs w:val="19"/>
         </w:rPr>
         <w:t xml:space="preserve">Built and maintained business-critical web application features, delivering reliable </w:t>
@@ -1924,7 +1908,7 @@
         <w:rPr>
           <w:rFonts w:ascii="Arial" w:hAnsi="Arial" w:cs="Arial"/>
           <w:b/>
-          <w:sz w:val="19"/>
+          <w:sz w:val="18"/>
           <w:szCs w:val="19"/>
         </w:rPr>
         <w:t>CRUD</w:t>
@@ -1932,7 +1916,7 @@
       <w:r>
         <w:rPr>
           <w:rFonts w:ascii="Arial" w:hAnsi="Arial" w:cs="Arial"/>
-          <w:sz w:val="19"/>
+          <w:sz w:val="18"/>
           <w:szCs w:val="19"/>
         </w:rPr>
         <w:t xml:space="preserve"> workflows backed by well-structured backend endpoints.</w:t>
@@ -1948,33 +1932,31 @@
         <w:jc w:val="both"/>
         <w:rPr>
           <w:rFonts w:ascii="Arial" w:hAnsi="Arial" w:cs="Arial"/>
-          <w:sz w:val="19"/>
-          <w:szCs w:val="19"/>
-        </w:rPr>
-      </w:pPr>
-      <w:r>
-        <w:rPr>
-          <w:rFonts w:ascii="Arial" w:hAnsi="Arial" w:cs="Arial"/>
-          <w:sz w:val="19"/>
+          <w:sz w:val="18"/>
+          <w:szCs w:val="19"/>
+        </w:rPr>
+      </w:pPr>
+      <w:r>
+        <w:rPr>
+          <w:rFonts w:ascii="Arial" w:hAnsi="Arial" w:cs="Arial"/>
+          <w:sz w:val="18"/>
           <w:szCs w:val="19"/>
         </w:rPr>
         <w:t xml:space="preserve">Implemented </w:t>
       </w:r>
-      <w:bookmarkStart w:id="0" w:name="_GoBack"/>
       <w:r>
         <w:rPr>
           <w:rFonts w:ascii="Arial" w:hAnsi="Arial" w:cs="Arial"/>
           <w:b/>
-          <w:sz w:val="19"/>
+          <w:sz w:val="18"/>
           <w:szCs w:val="19"/>
         </w:rPr>
         <w:t>SQL-backed</w:t>
       </w:r>
-      <w:bookmarkEnd w:id="0"/>
-      <w:r>
-        <w:rPr>
-          <w:rFonts w:ascii="Arial" w:hAnsi="Arial" w:cs="Arial"/>
-          <w:sz w:val="19"/>
+      <w:r>
+        <w:rPr>
+          <w:rFonts w:ascii="Arial" w:hAnsi="Arial" w:cs="Arial"/>
+          <w:sz w:val="18"/>
           <w:szCs w:val="19"/>
         </w:rPr>
         <w:t xml:space="preserve"> reporting and data-entry flows with careful indexing and query tuning to reduce slow operations on large datasets.</w:t>
@@ -1990,14 +1972,14 @@
         <w:jc w:val="both"/>
         <w:rPr>
           <w:rFonts w:ascii="Arial" w:hAnsi="Arial" w:cs="Arial"/>
-          <w:sz w:val="19"/>
-          <w:szCs w:val="19"/>
-        </w:rPr>
-      </w:pPr>
-      <w:r>
-        <w:rPr>
-          <w:rFonts w:ascii="Arial" w:hAnsi="Arial" w:cs="Arial"/>
-          <w:sz w:val="19"/>
+          <w:sz w:val="18"/>
+          <w:szCs w:val="19"/>
+        </w:rPr>
+      </w:pPr>
+      <w:r>
+        <w:rPr>
+          <w:rFonts w:ascii="Arial" w:hAnsi="Arial" w:cs="Arial"/>
+          <w:sz w:val="18"/>
           <w:szCs w:val="19"/>
         </w:rPr>
         <w:t>Established consistent validation and error-handling patterns so UI screens received actionable feedback, reducing support tickets.</w:t>
@@ -2013,14 +1995,14 @@
         <w:jc w:val="both"/>
         <w:rPr>
           <w:rFonts w:ascii="Arial" w:hAnsi="Arial" w:cs="Arial"/>
-          <w:sz w:val="19"/>
-          <w:szCs w:val="19"/>
-        </w:rPr>
-      </w:pPr>
-      <w:r>
-        <w:rPr>
-          <w:rFonts w:ascii="Arial" w:hAnsi="Arial" w:cs="Arial"/>
-          <w:sz w:val="19"/>
+          <w:sz w:val="18"/>
+          <w:szCs w:val="19"/>
+        </w:rPr>
+      </w:pPr>
+      <w:r>
+        <w:rPr>
+          <w:rFonts w:ascii="Arial" w:hAnsi="Arial" w:cs="Arial"/>
+          <w:sz w:val="18"/>
           <w:szCs w:val="19"/>
         </w:rPr>
         <w:t>Developed reusable UI components and layout patterns to keep the interface predictable as product complexity increased.</w:t>
@@ -2036,14 +2018,14 @@
         <w:jc w:val="both"/>
         <w:rPr>
           <w:rFonts w:ascii="Arial" w:hAnsi="Arial" w:cs="Arial"/>
-          <w:sz w:val="19"/>
-          <w:szCs w:val="19"/>
-        </w:rPr>
-      </w:pPr>
-      <w:r>
-        <w:rPr>
-          <w:rFonts w:ascii="Arial" w:hAnsi="Arial" w:cs="Arial"/>
-          <w:sz w:val="19"/>
+          <w:sz w:val="18"/>
+          <w:szCs w:val="19"/>
+        </w:rPr>
+      </w:pPr>
+      <w:r>
+        <w:rPr>
+          <w:rFonts w:ascii="Arial" w:hAnsi="Arial" w:cs="Arial"/>
+          <w:sz w:val="18"/>
           <w:szCs w:val="19"/>
         </w:rPr>
         <w:t>Improved data integrity by tightening transactional boundaries and safeguarding multi-step updates to prevent partial writes.</w:t>
@@ -2059,14 +2041,14 @@
         <w:jc w:val="both"/>
         <w:rPr>
           <w:rFonts w:ascii="Arial" w:hAnsi="Arial" w:cs="Arial"/>
-          <w:sz w:val="19"/>
-          <w:szCs w:val="19"/>
-        </w:rPr>
-      </w:pPr>
-      <w:r>
-        <w:rPr>
-          <w:rFonts w:ascii="Arial" w:hAnsi="Arial" w:cs="Arial"/>
-          <w:sz w:val="19"/>
+          <w:sz w:val="18"/>
+          <w:szCs w:val="19"/>
+        </w:rPr>
+      </w:pPr>
+      <w:r>
+        <w:rPr>
+          <w:rFonts w:ascii="Arial" w:hAnsi="Arial" w:cs="Arial"/>
+          <w:sz w:val="18"/>
           <w:szCs w:val="19"/>
         </w:rPr>
         <w:t xml:space="preserve">Added </w:t>
@@ -2075,7 +2057,7 @@
         <w:rPr>
           <w:rStyle w:val="Strong"/>
           <w:rFonts w:ascii="Arial" w:hAnsi="Arial" w:cs="Arial"/>
-          <w:sz w:val="19"/>
+          <w:sz w:val="18"/>
           <w:szCs w:val="19"/>
         </w:rPr>
         <w:t>structured logging</w:t>
@@ -2083,7 +2065,7 @@
       <w:r>
         <w:rPr>
           <w:rFonts w:ascii="Arial" w:hAnsi="Arial" w:cs="Arial"/>
-          <w:sz w:val="19"/>
+          <w:sz w:val="18"/>
           <w:szCs w:val="19"/>
         </w:rPr>
         <w:t xml:space="preserve"> for key user actions and system events, improving production debugging and accountability for sensitive changes.</w:t>
@@ -2099,14 +2081,14 @@
         <w:jc w:val="both"/>
         <w:rPr>
           <w:rFonts w:ascii="Arial" w:hAnsi="Arial" w:cs="Arial"/>
-          <w:sz w:val="19"/>
-          <w:szCs w:val="19"/>
-        </w:rPr>
-      </w:pPr>
-      <w:r>
-        <w:rPr>
-          <w:rFonts w:ascii="Arial" w:hAnsi="Arial" w:cs="Arial"/>
-          <w:sz w:val="19"/>
+          <w:sz w:val="18"/>
+          <w:szCs w:val="19"/>
+        </w:rPr>
+      </w:pPr>
+      <w:r>
+        <w:rPr>
+          <w:rFonts w:ascii="Arial" w:hAnsi="Arial" w:cs="Arial"/>
+          <w:sz w:val="18"/>
           <w:szCs w:val="19"/>
         </w:rPr>
         <w:t>Refactored legacy modules into clearer layers to separate UI, data access, and business rules for safer ongoing changes.</w:t>
@@ -2122,14 +2104,14 @@
         <w:jc w:val="both"/>
         <w:rPr>
           <w:rFonts w:ascii="Arial" w:hAnsi="Arial" w:cs="Arial"/>
-          <w:sz w:val="19"/>
-          <w:szCs w:val="19"/>
-        </w:rPr>
-      </w:pPr>
-      <w:r>
-        <w:rPr>
-          <w:rFonts w:ascii="Arial" w:hAnsi="Arial" w:cs="Arial"/>
-          <w:sz w:val="19"/>
+          <w:sz w:val="18"/>
+          <w:szCs w:val="19"/>
+        </w:rPr>
+      </w:pPr>
+      <w:r>
+        <w:rPr>
+          <w:rFonts w:ascii="Arial" w:hAnsi="Arial" w:cs="Arial"/>
+          <w:sz w:val="18"/>
           <w:szCs w:val="19"/>
         </w:rPr>
         <w:t>Stabilized releases with targeted automated checks and regression workflows for heavily used data-entry paths.</w:t>
@@ -2143,11 +2125,16 @@
           <w:numId w:val="9"/>
         </w:numPr>
         <w:jc w:val="both"/>
-      </w:pPr>
-      <w:r>
-        <w:rPr>
-          <w:rFonts w:ascii="Arial" w:hAnsi="Arial" w:cs="Arial"/>
-          <w:sz w:val="19"/>
+        <w:rPr>
+          <w:rFonts w:ascii="Arial" w:hAnsi="Arial" w:cs="Arial"/>
+          <w:sz w:val="18"/>
+          <w:szCs w:val="19"/>
+        </w:rPr>
+      </w:pPr>
+      <w:r>
+        <w:rPr>
+          <w:rFonts w:ascii="Arial" w:hAnsi="Arial" w:cs="Arial"/>
+          <w:sz w:val="18"/>
           <w:szCs w:val="19"/>
         </w:rPr>
         <w:t>Collaborated with stakeholders to convert domain-heavy requirements into concrete screens and endpoints aligned with real processes.</w:t>
@@ -2288,14 +2275,14 @@
         </w:numPr>
         <w:rPr>
           <w:rFonts w:ascii="Arial" w:hAnsi="Arial" w:cs="Arial"/>
-          <w:sz w:val="19"/>
-          <w:szCs w:val="19"/>
-        </w:rPr>
-      </w:pPr>
-      <w:r>
-        <w:rPr>
-          <w:rFonts w:ascii="Arial" w:hAnsi="Arial" w:cs="Arial"/>
-          <w:sz w:val="19"/>
+          <w:sz w:val="18"/>
+          <w:szCs w:val="19"/>
+        </w:rPr>
+      </w:pPr>
+      <w:r>
+        <w:rPr>
+          <w:rFonts w:ascii="Arial" w:hAnsi="Arial" w:cs="Arial"/>
+          <w:sz w:val="18"/>
           <w:szCs w:val="19"/>
         </w:rPr>
         <w:t>Focused on core CS foundations (algorithms, databases, software engineering) and applied them through practical projects that strengthened reliable backend and data-driven application design.</w:t>
@@ -2462,6 +2449,8 @@
       <w:pPr>
         <w:spacing w:after="80"/>
       </w:pPr>
+      <w:bookmarkStart w:id="0" w:name="_GoBack"/>
+      <w:bookmarkEnd w:id="0"/>
     </w:p>
     <w:sectPr>
       <w:pgSz w:w="11906" w:h="16838"/>
